--- a/public/templates/loverealm/quotation/SUB TITTLESfinal.docx
+++ b/public/templates/loverealm/quotation/SUB TITTLESfinal.docx
@@ -1,23 +1,7 @@
 
 <file path=word/document.xml><?xml version="1.0" encoding="utf-8"?>
-<w:document xmlns:wpc="http://schemas.microsoft.com/office/word/2010/wordprocessingCanvas" xmlns:cx="http://schemas.microsoft.com/office/drawing/2014/chartex" xmlns:cx1="http://schemas.microsoft.com/office/drawing/2015/9/8/chartex" xmlns:cx2="http://schemas.microsoft.com/office/drawing/2015/10/21/chartex" xmlns:cx3="http://schemas.microsoft.com/office/drawing/2016/5/9/chartex" xmlns:cx4="http://schemas.microsoft.com/office/drawing/2016/5/10/chartex" xmlns:cx5="http://schemas.microsoft.com/office/drawing/2016/5/11/chartex" xmlns:cx6="http://schemas.microsoft.com/office/drawing/2016/5/12/chartex" xmlns:cx7="http://schemas.microsoft.com/office/drawing/2016/5/13/chartex" xmlns:cx8="http://schemas.microsoft.com/office/drawing/2016/5/14/chartex" xmlns:mc="http://schemas.openxmlformats.org/markup-compatibility/2006" xmlns:aink="http://schemas.microsoft.com/office/drawing/2016/ink" xmlns:am3d="http://schemas.microsoft.com/office/drawing/2017/model3d" xmlns:o="urn:schemas-microsoft-com:office:office" xmlns:oel="http://schemas.microsoft.com/office/2019/extlst" xmlns:r="http://schemas.openxmlformats.org/officeDocument/2006/relationships" xmlns:m="http://schemas.openxmlformats.org/officeDocument/2006/math" xmlns:v="urn:schemas-microsoft-com:vml" xmlns:wp14="http://schemas.microsoft.com/office/word/2010/wordprocessingDrawing" xmlns:wp="http://schemas.openxmlformats.org/drawingml/2006/wordprocessingDrawing" xmlns:w10="urn:schemas-microsoft-com:office:word" xmlns:w="http://schemas.openxmlformats.org/wordprocessingml/2006/main" xmlns:w14="http://schemas.microsoft.com/office/word/2010/wordml" xmlns:w15="http://schemas.microsoft.com/office/word/2012/wordml" xmlns:w16cex="http://schemas.microsoft.com/office/word/2018/wordml/cex" xmlns:w16cid="http://schemas.microsoft.com/office/word/2016/wordml/cid" xmlns:w16="http://schemas.microsoft.com/office/word/2018/wordml" xmlns:w16sdtdh="http://schemas.microsoft.com/office/word/2020/wordml/sdtdatahash" xmlns:w16se="http://schemas.microsoft.com/office/word/2015/wordml/symex" xmlns:wpg="http://schemas.microsoft.com/office/word/2010/wordprocessingGroup" xmlns:wpi="http://schemas.microsoft.com/office/word/2010/wordprocessingInk" xmlns:wne="http://schemas.microsoft.com/office/word/2006/wordml" xmlns:wps="http://schemas.microsoft.com/office/word/2010/wordprocessingShape" mc:Ignorable="w14 w15 w16se w16cid w16 w16cex w16sdtdh wp14">
+<w:document xmlns:wpc="http://schemas.microsoft.com/office/word/2010/wordprocessingCanvas" xmlns:cx="http://schemas.microsoft.com/office/drawing/2014/chartex" xmlns:cx1="http://schemas.microsoft.com/office/drawing/2015/9/8/chartex" xmlns:cx2="http://schemas.microsoft.com/office/drawing/2015/10/21/chartex" xmlns:cx3="http://schemas.microsoft.com/office/drawing/2016/5/9/chartex" xmlns:cx4="http://schemas.microsoft.com/office/drawing/2016/5/10/chartex" xmlns:cx5="http://schemas.microsoft.com/office/drawing/2016/5/11/chartex" xmlns:cx6="http://schemas.microsoft.com/office/drawing/2016/5/12/chartex" xmlns:cx7="http://schemas.microsoft.com/office/drawing/2016/5/13/chartex" xmlns:cx8="http://schemas.microsoft.com/office/drawing/2016/5/14/chartex" xmlns:mc="http://schemas.openxmlformats.org/markup-compatibility/2006" xmlns:aink="http://schemas.microsoft.com/office/drawing/2016/ink" xmlns:am3d="http://schemas.microsoft.com/office/drawing/2017/model3d" xmlns:o="urn:schemas-microsoft-com:office:office" xmlns:oel="http://schemas.microsoft.com/office/2019/extlst" xmlns:r="http://schemas.openxmlformats.org/officeDocument/2006/relationships" xmlns:m="http://schemas.openxmlformats.org/officeDocument/2006/math" xmlns:v="urn:schemas-microsoft-com:vml" xmlns:wp14="http://schemas.microsoft.com/office/word/2010/wordprocessingDrawing" xmlns:wp="http://schemas.openxmlformats.org/drawingml/2006/wordprocessingDrawing" xmlns:w10="urn:schemas-microsoft-com:office:word" xmlns:w="http://schemas.openxmlformats.org/wordprocessingml/2006/main" xmlns:w14="http://schemas.microsoft.com/office/word/2010/wordml" xmlns:w15="http://schemas.microsoft.com/office/word/2012/wordml" xmlns:w16cex="http://schemas.microsoft.com/office/word/2018/wordml/cex" xmlns:w16cid="http://schemas.microsoft.com/office/word/2016/wordml/cid" xmlns:w16="http://schemas.microsoft.com/office/word/2018/wordml" xmlns:w16du="http://schemas.microsoft.com/office/word/2023/wordml/word16du" xmlns:w16sdtdh="http://schemas.microsoft.com/office/word/2020/wordml/sdtdatahash" xmlns:w16sdtfl="http://schemas.microsoft.com/office/word/2024/wordml/sdtformatlock" xmlns:w16se="http://schemas.microsoft.com/office/word/2015/wordml/symex" xmlns:wpg="http://schemas.microsoft.com/office/word/2010/wordprocessingGroup" xmlns:wpi="http://schemas.microsoft.com/office/word/2010/wordprocessingInk" xmlns:wne="http://schemas.microsoft.com/office/word/2006/wordml" xmlns:wps="http://schemas.microsoft.com/office/word/2010/wordprocessingShape" mc:Ignorable="w14 w15 w16se w16cid w16 w16cex w16sdtdh w16sdtfl w16du wp14">
   <w:body>
-    <w:p>
-      <w:pPr>
-        <w:rPr>
-          <w:b/>
-          <w:i/>
-        </w:rPr>
-      </w:pPr>
-    </w:p>
-    <w:p>
-      <w:pPr>
-        <w:rPr>
-          <w:b/>
-          <w:i/>
-        </w:rPr>
-      </w:pPr>
-    </w:p>
     <w:p>
       <w:pPr>
         <w:rPr>
@@ -49,10 +33,7 @@
           <w:szCs w:val="144"/>
         </w:rPr>
       </w:pPr>
-    </w:p>
-    <w:p>
-      <w:pPr>
-        <w:jc w:val="center"/>
+      <w:r>
         <w:rPr>
           <w:rFonts w:asciiTheme="majorHAnsi" w:hAnsiTheme="majorHAnsi" w:cs="Arial"/>
           <w:b/>
@@ -60,8 +41,12 @@
           <w:sz w:val="144"/>
           <w:szCs w:val="144"/>
         </w:rPr>
-      </w:pPr>
-      <w:r>
+        <w:t xml:space="preserve">BID </w:t>
+      </w:r>
+    </w:p>
+    <w:p>
+      <w:pPr>
+        <w:jc w:val="center"/>
         <w:rPr>
           <w:rFonts w:asciiTheme="majorHAnsi" w:hAnsiTheme="majorHAnsi" w:cs="Arial"/>
           <w:b/>
@@ -69,12 +54,8 @@
           <w:sz w:val="144"/>
           <w:szCs w:val="144"/>
         </w:rPr>
-        <w:t xml:space="preserve">BID </w:t>
-      </w:r>
-    </w:p>
-    <w:p>
-      <w:pPr>
-        <w:jc w:val="center"/>
+      </w:pPr>
+      <w:r>
         <w:rPr>
           <w:rFonts w:asciiTheme="majorHAnsi" w:hAnsiTheme="majorHAnsi" w:cs="Arial"/>
           <w:b/>
@@ -82,15 +63,6 @@
           <w:sz w:val="144"/>
           <w:szCs w:val="144"/>
         </w:rPr>
-      </w:pPr>
-      <w:r>
-        <w:rPr>
-          <w:rFonts w:asciiTheme="majorHAnsi" w:hAnsiTheme="majorHAnsi" w:cs="Arial"/>
-          <w:b/>
-          <w:i/>
-          <w:sz w:val="144"/>
-          <w:szCs w:val="144"/>
-        </w:rPr>
         <w:t>FORM</w:t>
       </w:r>
     </w:p>
@@ -276,6 +248,31 @@
     </w:p>
     <w:p>
       <w:pPr>
+        <w:jc w:val="center"/>
+        <w:rPr>
+          <w:rFonts w:ascii="Arial" w:hAnsi="Arial" w:cs="Arial"/>
+          <w:b/>
+          <w:i/>
+          <w:sz w:val="48"/>
+          <w:szCs w:val="48"/>
+        </w:rPr>
+      </w:pPr>
+    </w:p>
+    <w:p>
+      <w:pPr>
+        <w:jc w:val="center"/>
+        <w:rPr>
+          <w:rFonts w:ascii="Arial" w:hAnsi="Arial" w:cs="Arial"/>
+          <w:b/>
+          <w:i/>
+          <w:sz w:val="48"/>
+          <w:szCs w:val="48"/>
+        </w:rPr>
+      </w:pPr>
+    </w:p>
+    <w:p>
+      <w:pPr>
+        <w:jc w:val="center"/>
         <w:rPr>
           <w:rFonts w:ascii="Arial" w:hAnsi="Arial" w:cs="Arial"/>
           <w:b/>
@@ -318,8 +315,20 @@
           <w:szCs w:val="20"/>
         </w:rPr>
         <w:tab/>
-        <w:t xml:space="preserve">                                                                                                      </w:t>
+        <w:t xml:space="preserve">                                                                                                        </w:t>
       </w:r>
+    </w:p>
+    <w:p>
+      <w:pPr>
+        <w:jc w:val="center"/>
+        <w:rPr>
+          <w:rFonts w:ascii="Arial" w:hAnsi="Arial" w:cs="Arial"/>
+          <w:b/>
+          <w:i/>
+          <w:sz w:val="48"/>
+          <w:szCs w:val="48"/>
+        </w:rPr>
+      </w:pPr>
     </w:p>
     <w:p>
       <w:pPr>
@@ -391,125 +400,7 @@
       <w:pPr>
         <w:jc w:val="center"/>
         <w:rPr>
-          <w:rFonts w:ascii="Arial" w:hAnsi="Arial" w:cs="Arial"/>
-          <w:b/>
-          <w:i/>
-          <w:sz w:val="48"/>
-          <w:szCs w:val="48"/>
-        </w:rPr>
-      </w:pPr>
-    </w:p>
-    <w:p>
-      <w:pPr>
-        <w:rPr>
-          <w:rFonts w:ascii="Arial" w:hAnsi="Arial" w:cs="Arial"/>
-          <w:b/>
-          <w:i/>
-          <w:sz w:val="48"/>
-          <w:szCs w:val="48"/>
-        </w:rPr>
-      </w:pPr>
-    </w:p>
-    <w:p>
-      <w:pPr>
-        <w:jc w:val="center"/>
-        <w:rPr>
-          <w:rFonts w:ascii="Arial" w:hAnsi="Arial" w:cs="Arial"/>
-          <w:b/>
-          <w:i/>
-          <w:sz w:val="48"/>
-          <w:szCs w:val="48"/>
-        </w:rPr>
-      </w:pPr>
-    </w:p>
-    <w:p>
-      <w:pPr>
-        <w:jc w:val="center"/>
-        <w:rPr>
-          <w:rFonts w:ascii="Arial" w:hAnsi="Arial" w:cs="Arial"/>
-          <w:b/>
-          <w:i/>
-          <w:sz w:val="48"/>
-          <w:szCs w:val="48"/>
-        </w:rPr>
-      </w:pPr>
-    </w:p>
-    <w:p>
-      <w:pPr>
-        <w:jc w:val="center"/>
-        <w:rPr>
-          <w:rFonts w:ascii="Arial" w:hAnsi="Arial" w:cs="Arial"/>
-          <w:b/>
-          <w:i/>
-          <w:sz w:val="48"/>
-          <w:szCs w:val="48"/>
-        </w:rPr>
-      </w:pPr>
-    </w:p>
-    <w:p>
-      <w:pPr>
-        <w:jc w:val="center"/>
-        <w:rPr>
-          <w:rFonts w:ascii="Arial" w:hAnsi="Arial" w:cs="Arial"/>
-          <w:b/>
-          <w:i/>
-          <w:sz w:val="48"/>
-          <w:szCs w:val="48"/>
-        </w:rPr>
-      </w:pPr>
-    </w:p>
-    <w:p>
-      <w:pPr>
-        <w:jc w:val="center"/>
-        <w:rPr>
-          <w:rFonts w:ascii="Arial" w:hAnsi="Arial" w:cs="Arial"/>
-          <w:b/>
-          <w:i/>
-          <w:sz w:val="48"/>
-          <w:szCs w:val="48"/>
-        </w:rPr>
-      </w:pPr>
-    </w:p>
-    <w:p>
-      <w:pPr>
-        <w:jc w:val="center"/>
-        <w:rPr>
-          <w:rFonts w:ascii="Arial" w:hAnsi="Arial" w:cs="Arial"/>
-          <w:b/>
-          <w:i/>
-          <w:sz w:val="48"/>
-          <w:szCs w:val="48"/>
-        </w:rPr>
-      </w:pPr>
-    </w:p>
-    <w:p>
-      <w:pPr>
-        <w:jc w:val="center"/>
-        <w:rPr>
-          <w:rFonts w:ascii="Arial" w:hAnsi="Arial" w:cs="Arial"/>
-          <w:b/>
-          <w:i/>
-          <w:sz w:val="48"/>
-          <w:szCs w:val="48"/>
-        </w:rPr>
-      </w:pPr>
-    </w:p>
-    <w:p>
-      <w:pPr>
-        <w:jc w:val="center"/>
-        <w:rPr>
-          <w:rFonts w:ascii="Arial" w:hAnsi="Arial" w:cs="Arial"/>
-          <w:b/>
-          <w:i/>
-          <w:sz w:val="48"/>
-          <w:szCs w:val="48"/>
-        </w:rPr>
-      </w:pPr>
-    </w:p>
-    <w:p>
-      <w:pPr>
-        <w:rPr>
-          <w:rFonts w:asciiTheme="minorHAnsi" w:hAnsiTheme="minorHAnsi" w:cs="Arial"/>
+          <w:rFonts w:asciiTheme="majorHAnsi" w:hAnsiTheme="majorHAnsi" w:cs="Arial"/>
           <w:b/>
           <w:i/>
           <w:sz w:val="144"/>
@@ -519,25 +410,86 @@
     </w:p>
     <w:p>
       <w:pPr>
-        <w:jc w:val="center"/>
-        <w:rPr>
-          <w:rFonts w:ascii="Arial" w:hAnsi="Arial" w:cs="Arial"/>
-          <w:b/>
-          <w:i/>
-          <w:sz w:val="48"/>
-          <w:szCs w:val="48"/>
-        </w:rPr>
-      </w:pPr>
-      <w:r>
-        <w:rPr>
-          <w:rFonts w:asciiTheme="minorHAnsi" w:hAnsiTheme="minorHAnsi" w:cs="Arial"/>
-          <w:b/>
-          <w:i/>
-          <w:sz w:val="144"/>
-          <w:szCs w:val="144"/>
-        </w:rPr>
-        <w:t>BROCHURE</w:t>
-      </w:r>
+        <w:rPr>
+          <w:rFonts w:ascii="Arial" w:hAnsi="Arial" w:cs="Arial"/>
+          <w:b/>
+          <w:i/>
+          <w:sz w:val="48"/>
+          <w:szCs w:val="48"/>
+        </w:rPr>
+      </w:pPr>
+    </w:p>
+    <w:p>
+      <w:pPr>
+        <w:jc w:val="center"/>
+        <w:rPr>
+          <w:rFonts w:ascii="Arial" w:hAnsi="Arial" w:cs="Arial"/>
+          <w:b/>
+          <w:i/>
+          <w:sz w:val="48"/>
+          <w:szCs w:val="48"/>
+        </w:rPr>
+      </w:pPr>
+    </w:p>
+    <w:p>
+      <w:pPr>
+        <w:jc w:val="center"/>
+        <w:rPr>
+          <w:rFonts w:ascii="Arial" w:hAnsi="Arial" w:cs="Arial"/>
+          <w:b/>
+          <w:i/>
+          <w:sz w:val="48"/>
+          <w:szCs w:val="48"/>
+        </w:rPr>
+      </w:pPr>
+    </w:p>
+    <w:p>
+      <w:pPr>
+        <w:jc w:val="center"/>
+        <w:rPr>
+          <w:rFonts w:ascii="Arial" w:hAnsi="Arial" w:cs="Arial"/>
+          <w:b/>
+          <w:i/>
+          <w:sz w:val="48"/>
+          <w:szCs w:val="48"/>
+        </w:rPr>
+      </w:pPr>
+    </w:p>
+    <w:p>
+      <w:pPr>
+        <w:jc w:val="center"/>
+        <w:rPr>
+          <w:rFonts w:ascii="Arial" w:hAnsi="Arial" w:cs="Arial"/>
+          <w:b/>
+          <w:i/>
+          <w:sz w:val="48"/>
+          <w:szCs w:val="48"/>
+        </w:rPr>
+      </w:pPr>
+    </w:p>
+    <w:p>
+      <w:pPr>
+        <w:jc w:val="center"/>
+        <w:rPr>
+          <w:rFonts w:ascii="Arial" w:hAnsi="Arial" w:cs="Arial"/>
+          <w:b/>
+          <w:i/>
+          <w:sz w:val="48"/>
+          <w:szCs w:val="48"/>
+        </w:rPr>
+      </w:pPr>
+    </w:p>
+    <w:p>
+      <w:pPr>
+        <w:jc w:val="center"/>
+        <w:rPr>
+          <w:rFonts w:ascii="Arial" w:hAnsi="Arial" w:cs="Arial"/>
+          <w:b/>
+          <w:i/>
+          <w:sz w:val="48"/>
+          <w:szCs w:val="48"/>
+        </w:rPr>
+      </w:pPr>
     </w:p>
     <w:p>
       <w:pPr>
@@ -599,13 +551,35 @@
     </w:p>
     <w:p>
       <w:pPr>
-        <w:jc w:val="center"/>
+        <w:rPr>
+          <w:rFonts w:ascii="Arial" w:hAnsi="Arial" w:cs="Arial"/>
+          <w:b/>
+          <w:i/>
+          <w:sz w:val="48"/>
+          <w:szCs w:val="48"/>
+        </w:rPr>
+      </w:pPr>
+    </w:p>
+    <w:p>
+      <w:pPr>
         <w:rPr>
           <w:rFonts w:asciiTheme="minorHAnsi" w:hAnsiTheme="minorHAnsi" w:cs="Arial"/>
           <w:b/>
           <w:i/>
-          <w:sz w:val="40"/>
-          <w:szCs w:val="40"/>
+          <w:sz w:val="100"/>
+          <w:szCs w:val="100"/>
+        </w:rPr>
+      </w:pPr>
+    </w:p>
+    <w:p>
+      <w:pPr>
+        <w:jc w:val="center"/>
+        <w:rPr>
+          <w:rFonts w:asciiTheme="minorHAnsi" w:hAnsiTheme="minorHAnsi" w:cs="Arial"/>
+          <w:b/>
+          <w:i/>
+          <w:sz w:val="60"/>
+          <w:szCs w:val="60"/>
         </w:rPr>
       </w:pPr>
     </w:p>
@@ -620,10 +594,7 @@
           <w:szCs w:val="144"/>
         </w:rPr>
       </w:pPr>
-    </w:p>
-    <w:p>
-      <w:pPr>
-        <w:jc w:val="center"/>
+      <w:r>
         <w:rPr>
           <w:rFonts w:asciiTheme="minorHAnsi" w:hAnsiTheme="minorHAnsi" w:cs="Arial"/>
           <w:b/>
@@ -631,125 +602,8 @@
           <w:sz w:val="144"/>
           <w:szCs w:val="144"/>
         </w:rPr>
-      </w:pPr>
-    </w:p>
-    <w:p>
-      <w:pPr>
-        <w:jc w:val="center"/>
-        <w:rPr>
-          <w:rFonts w:asciiTheme="minorHAnsi" w:hAnsiTheme="minorHAnsi" w:cs="Arial"/>
-          <w:b/>
-          <w:i/>
-          <w:sz w:val="144"/>
-          <w:szCs w:val="144"/>
-        </w:rPr>
-      </w:pPr>
-    </w:p>
-    <w:p>
-      <w:pPr>
-        <w:jc w:val="center"/>
-        <w:rPr>
-          <w:rFonts w:asciiTheme="minorHAnsi" w:hAnsiTheme="minorHAnsi" w:cs="Arial"/>
-          <w:b/>
-          <w:i/>
-          <w:sz w:val="144"/>
-          <w:szCs w:val="144"/>
-        </w:rPr>
-      </w:pPr>
-    </w:p>
-    <w:p>
-      <w:pPr>
-        <w:jc w:val="center"/>
-        <w:rPr>
-          <w:rFonts w:asciiTheme="minorHAnsi" w:hAnsiTheme="minorHAnsi" w:cs="Arial"/>
-          <w:b/>
-          <w:i/>
-          <w:sz w:val="144"/>
-          <w:szCs w:val="144"/>
-        </w:rPr>
-      </w:pPr>
-    </w:p>
-    <w:p>
-      <w:pPr>
-        <w:jc w:val="center"/>
-        <w:rPr>
-          <w:rFonts w:asciiTheme="minorHAnsi" w:hAnsiTheme="minorHAnsi" w:cs="Arial"/>
-          <w:b/>
-          <w:i/>
-          <w:sz w:val="144"/>
-          <w:szCs w:val="144"/>
-        </w:rPr>
-      </w:pPr>
-      <w:r>
-        <w:rPr>
-          <w:rFonts w:asciiTheme="minorHAnsi" w:hAnsiTheme="minorHAnsi" w:cs="Arial"/>
-          <w:b/>
-          <w:i/>
-          <w:sz w:val="144"/>
-          <w:szCs w:val="144"/>
-        </w:rPr>
         <w:t>C0MPANY CERTIFICATES</w:t>
       </w:r>
-    </w:p>
-    <w:p>
-      <w:pPr>
-        <w:jc w:val="center"/>
-        <w:rPr>
-          <w:rFonts w:ascii="Arial" w:hAnsi="Arial" w:cs="Arial"/>
-          <w:b/>
-          <w:i/>
-          <w:sz w:val="48"/>
-          <w:szCs w:val="48"/>
-        </w:rPr>
-      </w:pPr>
-    </w:p>
-    <w:p>
-      <w:pPr>
-        <w:jc w:val="center"/>
-        <w:rPr>
-          <w:rFonts w:ascii="Arial" w:hAnsi="Arial" w:cs="Arial"/>
-          <w:b/>
-          <w:i/>
-          <w:sz w:val="48"/>
-          <w:szCs w:val="48"/>
-        </w:rPr>
-      </w:pPr>
-    </w:p>
-    <w:p>
-      <w:pPr>
-        <w:jc w:val="center"/>
-        <w:rPr>
-          <w:rFonts w:ascii="Arial" w:hAnsi="Arial" w:cs="Arial"/>
-          <w:b/>
-          <w:i/>
-          <w:sz w:val="48"/>
-          <w:szCs w:val="48"/>
-        </w:rPr>
-      </w:pPr>
-    </w:p>
-    <w:p>
-      <w:pPr>
-        <w:jc w:val="center"/>
-        <w:rPr>
-          <w:rFonts w:ascii="Arial" w:hAnsi="Arial" w:cs="Arial"/>
-          <w:b/>
-          <w:i/>
-          <w:sz w:val="48"/>
-          <w:szCs w:val="48"/>
-        </w:rPr>
-      </w:pPr>
-    </w:p>
-    <w:p>
-      <w:pPr>
-        <w:jc w:val="center"/>
-        <w:rPr>
-          <w:rFonts w:ascii="Arial" w:hAnsi="Arial" w:cs="Arial"/>
-          <w:b/>
-          <w:i/>
-          <w:sz w:val="48"/>
-          <w:szCs w:val="48"/>
-        </w:rPr>
-      </w:pPr>
     </w:p>
     <w:p>
       <w:pPr>
@@ -786,7 +640,7 @@
 </file>
 
 <file path=word/endnotes.xml><?xml version="1.0" encoding="utf-8"?>
-<w:endnotes xmlns:wpc="http://schemas.microsoft.com/office/word/2010/wordprocessingCanvas" xmlns:cx="http://schemas.microsoft.com/office/drawing/2014/chartex" xmlns:cx1="http://schemas.microsoft.com/office/drawing/2015/9/8/chartex" xmlns:cx2="http://schemas.microsoft.com/office/drawing/2015/10/21/chartex" xmlns:cx3="http://schemas.microsoft.com/office/drawing/2016/5/9/chartex" xmlns:cx4="http://schemas.microsoft.com/office/drawing/2016/5/10/chartex" xmlns:cx5="http://schemas.microsoft.com/office/drawing/2016/5/11/chartex" xmlns:cx6="http://schemas.microsoft.com/office/drawing/2016/5/12/chartex" xmlns:cx7="http://schemas.microsoft.com/office/drawing/2016/5/13/chartex" xmlns:cx8="http://schemas.microsoft.com/office/drawing/2016/5/14/chartex" xmlns:mc="http://schemas.openxmlformats.org/markup-compatibility/2006" xmlns:aink="http://schemas.microsoft.com/office/drawing/2016/ink" xmlns:am3d="http://schemas.microsoft.com/office/drawing/2017/model3d" xmlns:o="urn:schemas-microsoft-com:office:office" xmlns:oel="http://schemas.microsoft.com/office/2019/extlst" xmlns:r="http://schemas.openxmlformats.org/officeDocument/2006/relationships" xmlns:m="http://schemas.openxmlformats.org/officeDocument/2006/math" xmlns:v="urn:schemas-microsoft-com:vml" xmlns:wp14="http://schemas.microsoft.com/office/word/2010/wordprocessingDrawing" xmlns:wp="http://schemas.openxmlformats.org/drawingml/2006/wordprocessingDrawing" xmlns:w10="urn:schemas-microsoft-com:office:word" xmlns:w="http://schemas.openxmlformats.org/wordprocessingml/2006/main" xmlns:w14="http://schemas.microsoft.com/office/word/2010/wordml" xmlns:w15="http://schemas.microsoft.com/office/word/2012/wordml" xmlns:w16cex="http://schemas.microsoft.com/office/word/2018/wordml/cex" xmlns:w16cid="http://schemas.microsoft.com/office/word/2016/wordml/cid" xmlns:w16="http://schemas.microsoft.com/office/word/2018/wordml" xmlns:w16sdtdh="http://schemas.microsoft.com/office/word/2020/wordml/sdtdatahash" xmlns:w16se="http://schemas.microsoft.com/office/word/2015/wordml/symex" xmlns:wpg="http://schemas.microsoft.com/office/word/2010/wordprocessingGroup" xmlns:wpi="http://schemas.microsoft.com/office/word/2010/wordprocessingInk" xmlns:wne="http://schemas.microsoft.com/office/word/2006/wordml" xmlns:wps="http://schemas.microsoft.com/office/word/2010/wordprocessingShape" mc:Ignorable="w14 w15 w16se w16cid w16 w16cex w16sdtdh wp14">
+<w:endnotes xmlns:wpc="http://schemas.microsoft.com/office/word/2010/wordprocessingCanvas" xmlns:cx="http://schemas.microsoft.com/office/drawing/2014/chartex" xmlns:cx1="http://schemas.microsoft.com/office/drawing/2015/9/8/chartex" xmlns:cx2="http://schemas.microsoft.com/office/drawing/2015/10/21/chartex" xmlns:cx3="http://schemas.microsoft.com/office/drawing/2016/5/9/chartex" xmlns:cx4="http://schemas.microsoft.com/office/drawing/2016/5/10/chartex" xmlns:cx5="http://schemas.microsoft.com/office/drawing/2016/5/11/chartex" xmlns:cx6="http://schemas.microsoft.com/office/drawing/2016/5/12/chartex" xmlns:cx7="http://schemas.microsoft.com/office/drawing/2016/5/13/chartex" xmlns:cx8="http://schemas.microsoft.com/office/drawing/2016/5/14/chartex" xmlns:mc="http://schemas.openxmlformats.org/markup-compatibility/2006" xmlns:aink="http://schemas.microsoft.com/office/drawing/2016/ink" xmlns:am3d="http://schemas.microsoft.com/office/drawing/2017/model3d" xmlns:o="urn:schemas-microsoft-com:office:office" xmlns:oel="http://schemas.microsoft.com/office/2019/extlst" xmlns:r="http://schemas.openxmlformats.org/officeDocument/2006/relationships" xmlns:m="http://schemas.openxmlformats.org/officeDocument/2006/math" xmlns:v="urn:schemas-microsoft-com:vml" xmlns:wp14="http://schemas.microsoft.com/office/word/2010/wordprocessingDrawing" xmlns:wp="http://schemas.openxmlformats.org/drawingml/2006/wordprocessingDrawing" xmlns:w10="urn:schemas-microsoft-com:office:word" xmlns:w="http://schemas.openxmlformats.org/wordprocessingml/2006/main" xmlns:w14="http://schemas.microsoft.com/office/word/2010/wordml" xmlns:w15="http://schemas.microsoft.com/office/word/2012/wordml" xmlns:w16cex="http://schemas.microsoft.com/office/word/2018/wordml/cex" xmlns:w16cid="http://schemas.microsoft.com/office/word/2016/wordml/cid" xmlns:w16="http://schemas.microsoft.com/office/word/2018/wordml" xmlns:w16du="http://schemas.microsoft.com/office/word/2023/wordml/word16du" xmlns:w16sdtdh="http://schemas.microsoft.com/office/word/2020/wordml/sdtdatahash" xmlns:w16sdtfl="http://schemas.microsoft.com/office/word/2024/wordml/sdtformatlock" xmlns:w16se="http://schemas.microsoft.com/office/word/2015/wordml/symex" xmlns:wpg="http://schemas.microsoft.com/office/word/2010/wordprocessingGroup" xmlns:wpi="http://schemas.microsoft.com/office/word/2010/wordprocessingInk" xmlns:wne="http://schemas.microsoft.com/office/word/2006/wordml" xmlns:wps="http://schemas.microsoft.com/office/word/2010/wordprocessingShape" mc:Ignorable="w14 w15 w16se w16cid w16 w16cex w16sdtdh w16sdtfl w16du wp14">
   <w:endnote w:type="separator" w:id="-1">
     <w:p>
       <w:r>
@@ -805,7 +659,7 @@
 </file>
 
 <file path=word/footnotes.xml><?xml version="1.0" encoding="utf-8"?>
-<w:footnotes xmlns:wpc="http://schemas.microsoft.com/office/word/2010/wordprocessingCanvas" xmlns:cx="http://schemas.microsoft.com/office/drawing/2014/chartex" xmlns:cx1="http://schemas.microsoft.com/office/drawing/2015/9/8/chartex" xmlns:cx2="http://schemas.microsoft.com/office/drawing/2015/10/21/chartex" xmlns:cx3="http://schemas.microsoft.com/office/drawing/2016/5/9/chartex" xmlns:cx4="http://schemas.microsoft.com/office/drawing/2016/5/10/chartex" xmlns:cx5="http://schemas.microsoft.com/office/drawing/2016/5/11/chartex" xmlns:cx6="http://schemas.microsoft.com/office/drawing/2016/5/12/chartex" xmlns:cx7="http://schemas.microsoft.com/office/drawing/2016/5/13/chartex" xmlns:cx8="http://schemas.microsoft.com/office/drawing/2016/5/14/chartex" xmlns:mc="http://schemas.openxmlformats.org/markup-compatibility/2006" xmlns:aink="http://schemas.microsoft.com/office/drawing/2016/ink" xmlns:am3d="http://schemas.microsoft.com/office/drawing/2017/model3d" xmlns:o="urn:schemas-microsoft-com:office:office" xmlns:oel="http://schemas.microsoft.com/office/2019/extlst" xmlns:r="http://schemas.openxmlformats.org/officeDocument/2006/relationships" xmlns:m="http://schemas.openxmlformats.org/officeDocument/2006/math" xmlns:v="urn:schemas-microsoft-com:vml" xmlns:wp14="http://schemas.microsoft.com/office/word/2010/wordprocessingDrawing" xmlns:wp="http://schemas.openxmlformats.org/drawingml/2006/wordprocessingDrawing" xmlns:w10="urn:schemas-microsoft-com:office:word" xmlns:w="http://schemas.openxmlformats.org/wordprocessingml/2006/main" xmlns:w14="http://schemas.microsoft.com/office/word/2010/wordml" xmlns:w15="http://schemas.microsoft.com/office/word/2012/wordml" xmlns:w16cex="http://schemas.microsoft.com/office/word/2018/wordml/cex" xmlns:w16cid="http://schemas.microsoft.com/office/word/2016/wordml/cid" xmlns:w16="http://schemas.microsoft.com/office/word/2018/wordml" xmlns:w16sdtdh="http://schemas.microsoft.com/office/word/2020/wordml/sdtdatahash" xmlns:w16se="http://schemas.microsoft.com/office/word/2015/wordml/symex" xmlns:wpg="http://schemas.microsoft.com/office/word/2010/wordprocessingGroup" xmlns:wpi="http://schemas.microsoft.com/office/word/2010/wordprocessingInk" xmlns:wne="http://schemas.microsoft.com/office/word/2006/wordml" xmlns:wps="http://schemas.microsoft.com/office/word/2010/wordprocessingShape" mc:Ignorable="w14 w15 w16se w16cid w16 w16cex w16sdtdh wp14">
+<w:footnotes xmlns:wpc="http://schemas.microsoft.com/office/word/2010/wordprocessingCanvas" xmlns:cx="http://schemas.microsoft.com/office/drawing/2014/chartex" xmlns:cx1="http://schemas.microsoft.com/office/drawing/2015/9/8/chartex" xmlns:cx2="http://schemas.microsoft.com/office/drawing/2015/10/21/chartex" xmlns:cx3="http://schemas.microsoft.com/office/drawing/2016/5/9/chartex" xmlns:cx4="http://schemas.microsoft.com/office/drawing/2016/5/10/chartex" xmlns:cx5="http://schemas.microsoft.com/office/drawing/2016/5/11/chartex" xmlns:cx6="http://schemas.microsoft.com/office/drawing/2016/5/12/chartex" xmlns:cx7="http://schemas.microsoft.com/office/drawing/2016/5/13/chartex" xmlns:cx8="http://schemas.microsoft.com/office/drawing/2016/5/14/chartex" xmlns:mc="http://schemas.openxmlformats.org/markup-compatibility/2006" xmlns:aink="http://schemas.microsoft.com/office/drawing/2016/ink" xmlns:am3d="http://schemas.microsoft.com/office/drawing/2017/model3d" xmlns:o="urn:schemas-microsoft-com:office:office" xmlns:oel="http://schemas.microsoft.com/office/2019/extlst" xmlns:r="http://schemas.openxmlformats.org/officeDocument/2006/relationships" xmlns:m="http://schemas.openxmlformats.org/officeDocument/2006/math" xmlns:v="urn:schemas-microsoft-com:vml" xmlns:wp14="http://schemas.microsoft.com/office/word/2010/wordprocessingDrawing" xmlns:wp="http://schemas.openxmlformats.org/drawingml/2006/wordprocessingDrawing" xmlns:w10="urn:schemas-microsoft-com:office:word" xmlns:w="http://schemas.openxmlformats.org/wordprocessingml/2006/main" xmlns:w14="http://schemas.microsoft.com/office/word/2010/wordml" xmlns:w15="http://schemas.microsoft.com/office/word/2012/wordml" xmlns:w16cex="http://schemas.microsoft.com/office/word/2018/wordml/cex" xmlns:w16cid="http://schemas.microsoft.com/office/word/2016/wordml/cid" xmlns:w16="http://schemas.microsoft.com/office/word/2018/wordml" xmlns:w16du="http://schemas.microsoft.com/office/word/2023/wordml/word16du" xmlns:w16sdtdh="http://schemas.microsoft.com/office/word/2020/wordml/sdtdatahash" xmlns:w16sdtfl="http://schemas.microsoft.com/office/word/2024/wordml/sdtformatlock" xmlns:w16se="http://schemas.microsoft.com/office/word/2015/wordml/symex" xmlns:wpg="http://schemas.microsoft.com/office/word/2010/wordprocessingGroup" xmlns:wpi="http://schemas.microsoft.com/office/word/2010/wordprocessingInk" xmlns:wne="http://schemas.microsoft.com/office/word/2006/wordml" xmlns:wps="http://schemas.microsoft.com/office/word/2010/wordprocessingShape" mc:Ignorable="w14 w15 w16se w16cid w16 w16cex w16sdtdh w16sdtfl w16du wp14">
   <w:footnote w:type="separator" w:id="-1">
     <w:p>
       <w:r>
@@ -824,162 +678,44 @@
 </file>
 
 <file path=word/header1.xml><?xml version="1.0" encoding="utf-8"?>
-<w:hdr xmlns:wpc="http://schemas.microsoft.com/office/word/2010/wordprocessingCanvas" xmlns:cx="http://schemas.microsoft.com/office/drawing/2014/chartex" xmlns:cx1="http://schemas.microsoft.com/office/drawing/2015/9/8/chartex" xmlns:cx2="http://schemas.microsoft.com/office/drawing/2015/10/21/chartex" xmlns:cx3="http://schemas.microsoft.com/office/drawing/2016/5/9/chartex" xmlns:cx4="http://schemas.microsoft.com/office/drawing/2016/5/10/chartex" xmlns:cx5="http://schemas.microsoft.com/office/drawing/2016/5/11/chartex" xmlns:cx6="http://schemas.microsoft.com/office/drawing/2016/5/12/chartex" xmlns:cx7="http://schemas.microsoft.com/office/drawing/2016/5/13/chartex" xmlns:cx8="http://schemas.microsoft.com/office/drawing/2016/5/14/chartex" xmlns:mc="http://schemas.openxmlformats.org/markup-compatibility/2006" xmlns:aink="http://schemas.microsoft.com/office/drawing/2016/ink" xmlns:am3d="http://schemas.microsoft.com/office/drawing/2017/model3d" xmlns:o="urn:schemas-microsoft-com:office:office" xmlns:oel="http://schemas.microsoft.com/office/2019/extlst" xmlns:r="http://schemas.openxmlformats.org/officeDocument/2006/relationships" xmlns:m="http://schemas.openxmlformats.org/officeDocument/2006/math" xmlns:v="urn:schemas-microsoft-com:vml" xmlns:wp14="http://schemas.microsoft.com/office/word/2010/wordprocessingDrawing" xmlns:wp="http://schemas.openxmlformats.org/drawingml/2006/wordprocessingDrawing" xmlns:w10="urn:schemas-microsoft-com:office:word" xmlns:w="http://schemas.openxmlformats.org/wordprocessingml/2006/main" xmlns:w14="http://schemas.microsoft.com/office/word/2010/wordml" xmlns:w15="http://schemas.microsoft.com/office/word/2012/wordml" xmlns:w16cex="http://schemas.microsoft.com/office/word/2018/wordml/cex" xmlns:w16cid="http://schemas.microsoft.com/office/word/2016/wordml/cid" xmlns:w16="http://schemas.microsoft.com/office/word/2018/wordml" xmlns:w16sdtdh="http://schemas.microsoft.com/office/word/2020/wordml/sdtdatahash" xmlns:w16se="http://schemas.microsoft.com/office/word/2015/wordml/symex" xmlns:wpg="http://schemas.microsoft.com/office/word/2010/wordprocessingGroup" xmlns:wpi="http://schemas.microsoft.com/office/word/2010/wordprocessingInk" xmlns:wne="http://schemas.microsoft.com/office/word/2006/wordml" xmlns:wps="http://schemas.microsoft.com/office/word/2010/wordprocessingShape" mc:Ignorable="w14 w15 w16se w16cid w16 w16cex w16sdtdh wp14">
+<w:hdr xmlns:wpc="http://schemas.microsoft.com/office/word/2010/wordprocessingCanvas" xmlns:cx="http://schemas.microsoft.com/office/drawing/2014/chartex" xmlns:cx1="http://schemas.microsoft.com/office/drawing/2015/9/8/chartex" xmlns:cx2="http://schemas.microsoft.com/office/drawing/2015/10/21/chartex" xmlns:cx3="http://schemas.microsoft.com/office/drawing/2016/5/9/chartex" xmlns:cx4="http://schemas.microsoft.com/office/drawing/2016/5/10/chartex" xmlns:cx5="http://schemas.microsoft.com/office/drawing/2016/5/11/chartex" xmlns:cx6="http://schemas.microsoft.com/office/drawing/2016/5/12/chartex" xmlns:cx7="http://schemas.microsoft.com/office/drawing/2016/5/13/chartex" xmlns:cx8="http://schemas.microsoft.com/office/drawing/2016/5/14/chartex" xmlns:mc="http://schemas.openxmlformats.org/markup-compatibility/2006" xmlns:aink="http://schemas.microsoft.com/office/drawing/2016/ink" xmlns:am3d="http://schemas.microsoft.com/office/drawing/2017/model3d" xmlns:o="urn:schemas-microsoft-com:office:office" xmlns:oel="http://schemas.microsoft.com/office/2019/extlst" xmlns:r="http://schemas.openxmlformats.org/officeDocument/2006/relationships" xmlns:m="http://schemas.openxmlformats.org/officeDocument/2006/math" xmlns:v="urn:schemas-microsoft-com:vml" xmlns:wp14="http://schemas.microsoft.com/office/word/2010/wordprocessingDrawing" xmlns:wp="http://schemas.openxmlformats.org/drawingml/2006/wordprocessingDrawing" xmlns:w10="urn:schemas-microsoft-com:office:word" xmlns:w="http://schemas.openxmlformats.org/wordprocessingml/2006/main" xmlns:w14="http://schemas.microsoft.com/office/word/2010/wordml" xmlns:w15="http://schemas.microsoft.com/office/word/2012/wordml" xmlns:w16cex="http://schemas.microsoft.com/office/word/2018/wordml/cex" xmlns:w16cid="http://schemas.microsoft.com/office/word/2016/wordml/cid" xmlns:w16="http://schemas.microsoft.com/office/word/2018/wordml" xmlns:w16du="http://schemas.microsoft.com/office/word/2023/wordml/word16du" xmlns:w16sdtdh="http://schemas.microsoft.com/office/word/2020/wordml/sdtdatahash" xmlns:w16sdtfl="http://schemas.microsoft.com/office/word/2024/wordml/sdtformatlock" xmlns:w16se="http://schemas.microsoft.com/office/word/2015/wordml/symex" xmlns:wpg="http://schemas.microsoft.com/office/word/2010/wordprocessingGroup" xmlns:wpi="http://schemas.microsoft.com/office/word/2010/wordprocessingInk" xmlns:wne="http://schemas.microsoft.com/office/word/2006/wordml" xmlns:wps="http://schemas.microsoft.com/office/word/2010/wordprocessingShape" mc:Ignorable="w14 w15 w16se w16cid w16 w16cex w16sdtdh w16sdtfl w16du wp14">
   <w:p>
     <w:pPr>
+      <w:pStyle w:val="Header"/>
       <w:tabs>
-        <w:tab w:val="center" w:pos="4680"/>
-        <w:tab w:val="right" w:pos="9360"/>
         <w:tab w:val="left" w:pos="12960"/>
         <w:tab w:val="left" w:pos="13041"/>
       </w:tabs>
       <w:ind w:right="-790"/>
-      <w:jc w:val="right"/>
+      <w:jc w:val="center"/>
       <w:rPr>
-        <w:rFonts w:ascii="Candara" w:eastAsiaTheme="minorEastAsia" w:hAnsi="Candara" w:cstheme="minorBidi"/>
+        <w:rFonts w:ascii="Candara" w:hAnsi="Candara" w:cs="Candara"/>
         <w:b/>
+        <w:bCs/>
         <w:sz w:val="20"/>
         <w:szCs w:val="20"/>
       </w:rPr>
     </w:pPr>
     <w:r>
       <w:rPr>
-        <w:rFonts w:ascii="Candara" w:eastAsiaTheme="minorEastAsia" w:hAnsi="Candara" w:cstheme="minorBidi"/>
+        <w:rFonts w:ascii="Candara" w:hAnsi="Candara"/>
         <w:b/>
         <w:sz w:val="20"/>
         <w:szCs w:val="20"/>
       </w:rPr>
-      <w:t>BEAUTIFUL CREATIONS COMPANY LIMITED</w:t>
+      <w:t xml:space="preserve">                                                                                                </w:t>
     </w:r>
   </w:p>
   <w:p>
     <w:pPr>
-      <w:autoSpaceDE w:val="0"/>
-      <w:autoSpaceDN w:val="0"/>
-      <w:adjustRightInd w:val="0"/>
-      <w:ind w:right="-846"/>
-      <w:jc w:val="right"/>
-      <w:rPr>
-        <w:rFonts w:ascii="Candara" w:eastAsiaTheme="minorEastAsia" w:hAnsi="Candara" w:cstheme="minorBidi"/>
-        <w:b/>
-        <w:sz w:val="20"/>
-        <w:szCs w:val="20"/>
-      </w:rPr>
+      <w:pStyle w:val="Header"/>
     </w:pPr>
-    <w:r>
-      <w:rPr>
-        <w:rFonts w:ascii="Candara" w:eastAsiaTheme="minorEastAsia" w:hAnsi="Candara" w:cs="Candara"/>
-        <w:b/>
-        <w:bCs/>
-        <w:sz w:val="20"/>
-        <w:szCs w:val="20"/>
-      </w:rPr>
-      <w:t xml:space="preserve">                                 </w:t>
-    </w:r>
-    <w:r>
-      <w:rPr>
-        <w:rFonts w:ascii="Candara" w:eastAsiaTheme="minorEastAsia" w:hAnsi="Candara" w:cs="Candara"/>
-        <w:b/>
-        <w:bCs/>
-        <w:sz w:val="20"/>
-        <w:szCs w:val="20"/>
-      </w:rPr>
-      <w:tab/>
-      <w:t xml:space="preserve">                                        </w:t>
-    </w:r>
-    <w:r>
-      <w:rPr>
-        <w:rFonts w:ascii="Candara" w:eastAsiaTheme="minorEastAsia" w:hAnsi="Candara" w:cs="Candara"/>
-        <w:b/>
-        <w:bCs/>
-        <w:sz w:val="20"/>
-        <w:szCs w:val="20"/>
-      </w:rPr>
-      <w:t xml:space="preserve">    </w:t>
-    </w:r>
-    <w:r>
-      <w:rPr>
-        <w:rFonts w:ascii="Candara" w:eastAsiaTheme="minorEastAsia" w:hAnsi="Candara" w:cstheme="minorBidi"/>
-        <w:b/>
-        <w:sz w:val="20"/>
-        <w:szCs w:val="20"/>
-      </w:rPr>
-      <w:t>{{</w:t>
-    </w:r>
-    <w:proofErr w:type="spellStart"/>
-    <w:r>
-      <w:rPr>
-        <w:rFonts w:ascii="Candara" w:eastAsiaTheme="minorEastAsia" w:hAnsi="Candara" w:cstheme="minorBidi"/>
-        <w:b/>
-        <w:sz w:val="20"/>
-        <w:szCs w:val="20"/>
-      </w:rPr>
-      <w:t>t</w:t>
-    </w:r>
-    <w:r>
-      <w:rPr>
-        <w:rFonts w:ascii="Candara" w:eastAsiaTheme="minorEastAsia" w:hAnsi="Candara" w:cstheme="minorBidi"/>
-        <w:b/>
-        <w:sz w:val="20"/>
-        <w:szCs w:val="20"/>
-      </w:rPr>
-      <w:t>itleUpper</w:t>
-    </w:r>
-    <w:proofErr w:type="spellEnd"/>
-    <w:r>
-      <w:rPr>
-        <w:rFonts w:ascii="Candara" w:eastAsiaTheme="minorEastAsia" w:hAnsi="Candara" w:cstheme="minorBidi"/>
-        <w:b/>
-        <w:sz w:val="20"/>
-        <w:szCs w:val="20"/>
-      </w:rPr>
-      <w:t>}}</w:t>
-    </w:r>
-  </w:p>
-  <w:p>
-    <w:pPr>
-      <w:autoSpaceDE w:val="0"/>
-      <w:autoSpaceDN w:val="0"/>
-      <w:adjustRightInd w:val="0"/>
-      <w:ind w:right="-846"/>
-      <w:jc w:val="right"/>
-      <w:rPr>
-        <w:rFonts w:ascii="Candara" w:hAnsi="Candara" w:cs="Candara"/>
-        <w:b/>
-        <w:bCs/>
-        <w:sz w:val="20"/>
-        <w:szCs w:val="20"/>
-        <w:lang w:val="en-GB"/>
-      </w:rPr>
-    </w:pPr>
-    <w:r>
-      <w:rPr>
-        <w:rFonts w:ascii="Candara" w:hAnsi="Candara" w:cs="Candara"/>
-        <w:b/>
-        <w:bCs/>
-        <w:sz w:val="20"/>
-        <w:szCs w:val="20"/>
-        <w:lang w:val="en-GB"/>
-      </w:rPr>
-      <w:t xml:space="preserve">SQ, NO.: </w:t>
-    </w:r>
-    <w:r>
-      <w:rPr>
-        <w:rFonts w:ascii="Candara" w:hAnsi="Candara" w:cs="Candara"/>
-        <w:b/>
-        <w:bCs/>
-        <w:sz w:val="20"/>
-        <w:szCs w:val="20"/>
-        <w:lang w:val="en-GB"/>
-      </w:rPr>
-      <w:t>{{sqNumber}}</w:t>
-    </w:r>
   </w:p>
 </w:hdr>
 </file>
 
 <file path=word/styles.xml><?xml version="1.0" encoding="utf-8"?>
-<w:styles xmlns:mc="http://schemas.openxmlformats.org/markup-compatibility/2006" xmlns:r="http://schemas.openxmlformats.org/officeDocument/2006/relationships" xmlns:w="http://schemas.openxmlformats.org/wordprocessingml/2006/main" xmlns:w14="http://schemas.microsoft.com/office/word/2010/wordml" xmlns:w15="http://schemas.microsoft.com/office/word/2012/wordml" xmlns:w16cex="http://schemas.microsoft.com/office/word/2018/wordml/cex" xmlns:w16cid="http://schemas.microsoft.com/office/word/2016/wordml/cid" xmlns:w16="http://schemas.microsoft.com/office/word/2018/wordml" xmlns:w16sdtdh="http://schemas.microsoft.com/office/word/2020/wordml/sdtdatahash" xmlns:w16se="http://schemas.microsoft.com/office/word/2015/wordml/symex" mc:Ignorable="w14 w15 w16se w16cid w16 w16cex w16sdtdh">
+<w:styles xmlns:mc="http://schemas.openxmlformats.org/markup-compatibility/2006" xmlns:r="http://schemas.openxmlformats.org/officeDocument/2006/relationships" xmlns:w="http://schemas.openxmlformats.org/wordprocessingml/2006/main" xmlns:w14="http://schemas.microsoft.com/office/word/2010/wordml" xmlns:w15="http://schemas.microsoft.com/office/word/2012/wordml" xmlns:w16cex="http://schemas.microsoft.com/office/word/2018/wordml/cex" xmlns:w16cid="http://schemas.microsoft.com/office/word/2016/wordml/cid" xmlns:w16="http://schemas.microsoft.com/office/word/2018/wordml" xmlns:w16du="http://schemas.microsoft.com/office/word/2023/wordml/word16du" xmlns:w16sdtdh="http://schemas.microsoft.com/office/word/2020/wordml/sdtdatahash" xmlns:w16sdtfl="http://schemas.microsoft.com/office/word/2024/wordml/sdtformatlock" xmlns:w16se="http://schemas.microsoft.com/office/word/2015/wordml/symex" mc:Ignorable="w14 w15 w16se w16cid w16 w16cex w16sdtdh w16sdtfl w16du">
   <w:docDefaults>
     <w:rPrDefault>
       <w:rPr>
@@ -1021,7 +757,7 @@
     <w:lsdException w:name="Normal Indent" w:semiHidden="1" w:unhideWhenUsed="1"/>
     <w:lsdException w:name="footnote text" w:semiHidden="1" w:unhideWhenUsed="1"/>
     <w:lsdException w:name="annotation text" w:semiHidden="1" w:unhideWhenUsed="1"/>
-    <w:lsdException w:name="header" w:semiHidden="1" w:unhideWhenUsed="1"/>
+    <w:lsdException w:name="header" w:semiHidden="1" w:uiPriority="99" w:unhideWhenUsed="1"/>
     <w:lsdException w:name="footer" w:semiHidden="1" w:unhideWhenUsed="1"/>
     <w:lsdException w:name="index heading" w:semiHidden="1" w:unhideWhenUsed="1"/>
     <w:lsdException w:name="caption" w:semiHidden="1" w:unhideWhenUsed="1" w:qFormat="1"/>
@@ -1138,6 +874,7 @@
     <w:lsdException w:name="Table Web 2" w:semiHidden="1" w:unhideWhenUsed="1"/>
     <w:lsdException w:name="Table Web 3" w:semiHidden="1" w:unhideWhenUsed="1"/>
     <w:lsdException w:name="Balloon Text" w:semiHidden="1" w:unhideWhenUsed="1"/>
+    <w:lsdException w:name="Table Grid" w:uiPriority="59"/>
     <w:lsdException w:name="Table Theme" w:semiHidden="1" w:unhideWhenUsed="1"/>
     <w:lsdException w:name="Placeholder Text" w:semiHidden="1" w:uiPriority="99"/>
     <w:lsdException w:name="No Spacing" w:uiPriority="1" w:qFormat="1"/>
@@ -1400,6 +1137,7 @@
     <w:name w:val="header"/>
     <w:basedOn w:val="Normal"/>
     <w:link w:val="HeaderChar"/>
+    <w:uiPriority w:val="99"/>
     <w:rsid w:val="000F27B1"/>
     <w:pPr>
       <w:tabs>
@@ -1412,6 +1150,7 @@
     <w:name w:val="Header Char"/>
     <w:basedOn w:val="DefaultParagraphFont"/>
     <w:link w:val="Header"/>
+    <w:uiPriority w:val="99"/>
     <w:rsid w:val="000F27B1"/>
     <w:rPr>
       <w:sz w:val="24"/>
@@ -1464,6 +1203,27 @@
       <w:sz w:val="18"/>
       <w:szCs w:val="18"/>
     </w:rPr>
+  </w:style>
+  <w:style w:type="table" w:styleId="TableGrid">
+    <w:name w:val="Table Grid"/>
+    <w:basedOn w:val="TableNormal"/>
+    <w:uiPriority w:val="59"/>
+    <w:rsid w:val="005D1D48"/>
+    <w:rPr>
+      <w:rFonts w:asciiTheme="minorHAnsi" w:eastAsiaTheme="minorEastAsia" w:hAnsiTheme="minorHAnsi" w:cstheme="minorBidi"/>
+      <w:sz w:val="22"/>
+      <w:szCs w:val="22"/>
+    </w:rPr>
+    <w:tblPr>
+      <w:tblBorders>
+        <w:top w:val="single" w:sz="4" w:space="0" w:color="000000" w:themeColor="text1"/>
+        <w:left w:val="single" w:sz="4" w:space="0" w:color="000000" w:themeColor="text1"/>
+        <w:bottom w:val="single" w:sz="4" w:space="0" w:color="000000" w:themeColor="text1"/>
+        <w:right w:val="single" w:sz="4" w:space="0" w:color="000000" w:themeColor="text1"/>
+        <w:insideH w:val="single" w:sz="4" w:space="0" w:color="000000" w:themeColor="text1"/>
+        <w:insideV w:val="single" w:sz="4" w:space="0" w:color="000000" w:themeColor="text1"/>
+      </w:tblBorders>
+    </w:tblPr>
   </w:style>
 </w:styles>
 </file>
